--- a/docs/deliverables/07-第二关双镜像一致性检查报告.docx
+++ b/docs/deliverables/07-第二关双镜像一致性检查报告.docx
@@ -25,6 +25,14 @@
       </w:pPr>
       <w:r>
         <w:t>第二关正式交付件 2026年9月13日</w:t>
+      </w:r>
+    </w:p>
+    <w:p>
+      <w:pPr>
+        <w:jc w:val="center"/>
+      </w:pPr>
+      <w:r>
+        <w:t>文档编号：YJGL-G2-07-01</w:t>
       </w:r>
     </w:p>
     <w:p/>
